--- a/assets/pdf/Donald_Resume.docx
+++ b/assets/pdf/Donald_Resume.docx
@@ -118,13 +118,7 @@
         <w:ind w:left="720"/>
       </w:pPr>
       <w:r>
-        <w:t>9</w:t>
-      </w:r>
-      <w:r>
-        <w:t>/20</w:t>
-      </w:r>
-      <w:r>
-        <w:t>25</w:t>
+        <w:t>9/2025</w:t>
       </w:r>
       <w:r>
         <w:t xml:space="preserve"> – </w:t>
@@ -139,10 +133,7 @@
         <w:ind w:left="720"/>
       </w:pPr>
       <w:r>
-        <w:t xml:space="preserve">Industrial Engineer </w:t>
-      </w:r>
-      <w:r>
-        <w:t>Sr Staff</w:t>
+        <w:t>Industrial Engineer Sr Staff</w:t>
       </w:r>
       <w:r>
         <w:t xml:space="preserve">, </w:t>
@@ -151,31 +142,7 @@
         <w:rPr>
           <w:rStyle w:val="SubtleReference"/>
         </w:rPr>
-        <w:t>Lockheed martin</w:t>
-      </w:r>
-      <w:r>
-        <w:rPr>
-          <w:rStyle w:val="SubtleReference"/>
-        </w:rPr>
-        <w:t xml:space="preserve"> </w:t>
-      </w:r>
-      <w:r>
-        <w:rPr>
-          <w:rStyle w:val="SubtleReference"/>
-        </w:rPr>
-        <w:t>- Aero</w:t>
-      </w:r>
-      <w:r>
-        <w:rPr>
-          <w:rStyle w:val="SubtleReference"/>
-        </w:rPr>
-        <w:t xml:space="preserve"> Core IE</w:t>
-      </w:r>
-      <w:r>
-        <w:rPr>
-          <w:rStyle w:val="SubtleReference"/>
-        </w:rPr>
-        <w:t xml:space="preserve"> </w:t>
+        <w:t xml:space="preserve">Lockheed martin - Aero Core IE </w:t>
       </w:r>
     </w:p>
     <w:p>
@@ -421,7 +388,23 @@
           <w:sz w:val="20"/>
           <w:szCs w:val="20"/>
         </w:rPr>
-        <w:t xml:space="preserve">, reduced error from 2 months to 2 days using </w:t>
+        <w:t xml:space="preserve">, reduced </w:t>
+      </w:r>
+      <w:r>
+        <w:rPr>
+          <w:rStyle w:val="background-details"/>
+          <w:sz w:val="20"/>
+          <w:szCs w:val="20"/>
+        </w:rPr>
+        <w:t xml:space="preserve">forecasting </w:t>
+      </w:r>
+      <w:r>
+        <w:rPr>
+          <w:rStyle w:val="background-details"/>
+          <w:sz w:val="20"/>
+          <w:szCs w:val="20"/>
+        </w:rPr>
+        <w:t xml:space="preserve">error from 2 months to 2 days using </w:t>
       </w:r>
       <w:proofErr w:type="spellStart"/>
       <w:r>
@@ -699,7 +682,13 @@
         <w:ind w:left="720"/>
       </w:pPr>
       <w:r>
-        <w:t>10/2017</w:t>
+        <w:t>9</w:t>
+      </w:r>
+      <w:r>
+        <w:t>/20</w:t>
+      </w:r>
+      <w:r>
+        <w:t>12</w:t>
       </w:r>
       <w:r>
         <w:t xml:space="preserve"> – </w:t>
@@ -708,10 +697,7 @@
         <w:t>10/20</w:t>
       </w:r>
       <w:r>
-        <w:t>0</w:t>
-      </w:r>
-      <w:r>
-        <w:t>9</w:t>
+        <w:t>19</w:t>
       </w:r>
     </w:p>
     <w:p>
@@ -724,15 +710,18 @@
       </w:r>
       <w:proofErr w:type="spellStart"/>
       <w:r>
+        <w:t>Asc</w:t>
+      </w:r>
+      <w:proofErr w:type="spellEnd"/>
+      <w:r>
+        <w:t xml:space="preserve"> </w:t>
+      </w:r>
+      <w:r>
+        <w:t xml:space="preserve">- Industrial Engineer </w:t>
+      </w:r>
+      <w:proofErr w:type="spellStart"/>
+      <w:r>
         <w:t>Stf</w:t>
-      </w:r>
-      <w:proofErr w:type="spellEnd"/>
-      <w:r>
-        <w:t xml:space="preserve"> - Industrial Engineer </w:t>
-      </w:r>
-      <w:proofErr w:type="spellStart"/>
-      <w:r>
-        <w:t>Asc</w:t>
       </w:r>
       <w:proofErr w:type="spellEnd"/>
       <w:r>
@@ -973,7 +962,7 @@
         </w:rPr>
         <w:lastRenderedPageBreak/>
         <w:drawing>
-          <wp:anchor distT="0" distB="0" distL="114300" distR="114300" simplePos="0" relativeHeight="251658240" behindDoc="0" locked="0" layoutInCell="1" allowOverlap="1" wp14:anchorId="64487BD5" wp14:editId="206193CA">
+          <wp:anchor distT="0" distB="0" distL="114300" distR="114300" simplePos="0" relativeHeight="251658240" behindDoc="0" locked="0" layoutInCell="1" allowOverlap="1" wp14:anchorId="64487BD5" wp14:editId="20A63BB4">
             <wp:simplePos x="0" y="0"/>
             <wp:positionH relativeFrom="margin">
               <wp:posOffset>5967095</wp:posOffset>
@@ -1340,15 +1329,7 @@
             <w:b/>
             <w:smallCaps/>
           </w:rPr>
-          <w:t>Badg</w:t>
-        </w:r>
-        <w:r>
-          <w:rPr>
-            <w:rStyle w:val="Hyperlink"/>
-            <w:b/>
-            <w:smallCaps/>
-          </w:rPr>
-          <w:t>e</w:t>
+          <w:t>Badge</w:t>
         </w:r>
       </w:hyperlink>
     </w:p>
